--- a/HW01_DP1_AS.docx
+++ b/HW01_DP1_AS.docx
@@ -9,12 +9,20 @@
           <w:szCs w:val="21"/>
         </w:rPr>
       </w:pPr>
+      <w:commentRangeStart w:id="0"/>
       <w:r>
         <w:rPr>
           <w:rFonts w:ascii="Arial" w:hAnsi="Arial" w:cs="Arial"/>
           <w:szCs w:val="21"/>
         </w:rPr>
         <w:t>Homework assignment 01</w:t>
+      </w:r>
+      <w:commentRangeEnd w:id="0"/>
+      <w:r>
+        <w:rPr>
+          <w:rStyle w:val="CommentReference"/>
+        </w:rPr>
+        <w:commentReference w:id="0"/>
       </w:r>
     </w:p>
     <w:p>
@@ -498,6 +506,7 @@
                 <w:lang w:val="en-US"/>
               </w:rPr>
             </w:pPr>
+            <w:commentRangeStart w:id="1"/>
             <w:r>
               <w:rPr>
                 <w:rFonts w:hint="default" w:ascii="Arial" w:hAnsi="Arial" w:cs="Arial"/>
@@ -505,6 +514,13 @@
                 <w:lang w:val="en-US"/>
               </w:rPr>
               <w:t>(a)INTEGER</w:t>
+            </w:r>
+            <w:commentRangeEnd w:id="1"/>
+            <w:r>
+              <w:rPr>
+                <w:rStyle w:val="CommentReference"/>
+              </w:rPr>
+              <w:commentReference w:id="1"/>
             </w:r>
           </w:p>
           <w:p>
@@ -1085,6 +1101,7 @@
                 <w:lang w:val="en-US"/>
               </w:rPr>
             </w:pPr>
+            <w:commentRangeStart w:id="2"/>
             <w:r>
               <w:rPr>
                 <w:rFonts w:hint="default" w:ascii="Arial" w:hAnsi="Arial" w:cs="Arial"/>
@@ -1092,6 +1109,13 @@
                 <w:lang w:val="en-US"/>
               </w:rPr>
               <w:t>14</w:t>
+            </w:r>
+            <w:commentRangeEnd w:id="2"/>
+            <w:r>
+              <w:rPr>
+                <w:rStyle w:val="CommentReference"/>
+              </w:rPr>
+              <w:commentReference w:id="2"/>
             </w:r>
           </w:p>
           <w:p>
@@ -2609,6 +2633,7 @@
                 <w:lang w:val="en-US"/>
               </w:rPr>
             </w:pPr>
+            <w:commentRangeStart w:id="3"/>
             <w:r>
               <w:rPr>
                 <w:rFonts w:hint="default" w:ascii="Arial" w:hAnsi="Arial" w:cs="Arial"/>
@@ -2616,6 +2641,13 @@
                 <w:lang w:val="en-US"/>
               </w:rPr>
               <w:t>run2: 15 16</w:t>
+            </w:r>
+            <w:commentRangeEnd w:id="3"/>
+            <w:r>
+              <w:rPr>
+                <w:rStyle w:val="CommentReference"/>
+              </w:rPr>
+              <w:commentReference w:id="3"/>
             </w:r>
           </w:p>
         </w:tc>
@@ -2720,6 +2752,7 @@
                 <w:lang w:val="en-US"/>
               </w:rPr>
             </w:pPr>
+            <w:commentRangeStart w:id="4"/>
             <w:r>
               <w:rPr>
                 <w:rFonts w:hint="default" w:ascii="Arial" w:hAnsi="Arial" w:cs="Arial"/>
@@ -2727,6 +2760,13 @@
                 <w:lang w:val="en-US"/>
               </w:rPr>
               <w:t>(b)step in run2() is a local variable which is different from the global variable in main()</w:t>
+            </w:r>
+            <w:commentRangeEnd w:id="4"/>
+            <w:r>
+              <w:rPr>
+                <w:rStyle w:val="CommentReference"/>
+              </w:rPr>
+              <w:commentReference w:id="4"/>
             </w:r>
           </w:p>
           <w:p>
@@ -3137,6 +3177,7 @@
                 <w:lang w:val="en-US"/>
               </w:rPr>
             </w:pPr>
+            <w:commentRangeStart w:id="5"/>
             <w:r>
               <w:rPr>
                 <w:rFonts w:hint="default" w:ascii="Arial" w:hAnsi="Arial" w:cs="Arial"/>
@@ -3144,6 +3185,13 @@
                 <w:lang w:val="en-US"/>
               </w:rPr>
               <w:t xml:space="preserve">      String studentID= 100ac;</w:t>
+            </w:r>
+            <w:commentRangeEnd w:id="5"/>
+            <w:r>
+              <w:rPr>
+                <w:rStyle w:val="CommentReference"/>
+              </w:rPr>
+              <w:commentReference w:id="5"/>
             </w:r>
           </w:p>
           <w:p>
@@ -3640,12 +3688,20 @@
                 <w:szCs w:val="21"/>
               </w:rPr>
             </w:pPr>
+            <w:commentRangeStart w:id="6"/>
             <w:r>
               <w:rPr>
                 <w:rFonts w:hint="eastAsia" w:ascii="Arial" w:hAnsi="Arial" w:cs="Arial"/>
                 <w:szCs w:val="21"/>
               </w:rPr>
               <w:t>public class CustomerRecord {</w:t>
+            </w:r>
+            <w:commentRangeEnd w:id="6"/>
+            <w:r>
+              <w:rPr>
+                <w:rStyle w:val="CommentReference"/>
+              </w:rPr>
+              <w:commentReference w:id="6"/>
             </w:r>
           </w:p>
           <w:p>
@@ -4702,6 +4758,7 @@
                 <w:lang w:val="en-US"/>
               </w:rPr>
             </w:pPr>
+            <w:commentRangeStart w:id="7"/>
             <w:r>
               <w:rPr>
                 <w:rFonts w:hint="default" w:ascii="Arial" w:hAnsi="Arial" w:cs="Arial"/>
@@ -4709,6 +4766,13 @@
                 <w:lang w:val="en-US"/>
               </w:rPr>
               <w:t>The variable in add() is a new local variable. It is illegal to add itself as it does not even exit</w:t>
+            </w:r>
+            <w:commentRangeEnd w:id="7"/>
+            <w:r>
+              <w:rPr>
+                <w:rStyle w:val="CommentReference"/>
+              </w:rPr>
+              <w:commentReference w:id="7"/>
             </w:r>
           </w:p>
           <w:p>
@@ -4829,6 +4893,227 @@
     </w:sectPr>
   </w:body>
 </w:document>
+</file>
+
+<file path=word/comments.xml><?xml version="1.0" encoding="utf-8"?>
+<w:comments xmlns:a="http://schemas.openxmlformats.org/drawingml/2006/main" xmlns:pic="http://schemas.openxmlformats.org/drawingml/2006/picture" xmlns:r="http://schemas.openxmlformats.org/officeDocument/2006/relationships" xmlns:w="http://schemas.openxmlformats.org/wordprocessingml/2006/main" xmlns:wp="http://schemas.openxmlformats.org/drawingml/2006/wordprocessingDrawing" xmlns:mc="http://schemas.openxmlformats.org/markup-compatibility/2006" xmlns:a14="http://schemas.microsoft.com/office/drawing/2010/main" xmlns:w14="http://schemas.microsoft.com/office/word/2010/wordml" xmlns:wpc="http://schemas.microsoft.com/office/word/2010/wordprocessingCanvas">
+  <w:comment w:id="0" w:author="Gong Qiushi" w:initials="GQ" w:date="2026-09-19T03:31:20Z">
+    <w:p>
+      <w:pPr>
+        <w:pStyle w:val="CommentText"/>
+      </w:pPr>
+      <w:r>
+        <w:rPr>
+          <w:rStyle w:val="CommentReference"/>
+        </w:rPr>
+        <w:annotationRef/>
+      </w:r>
+      <w:r>
+        <w:t>HW01_DP1 — Q1 12/12…  Q1 12/12 · Q2 9/14 · Q3 13/16 · Q4 10/20 · Q5 21/24 · Q6 12/14</w:t>
+      </w:r>
+    </w:p>
+  </w:comment>
+  <w:comment w:id="1" w:author="Gong Qiushi" w:initials="GQ" w:date="2026-09-19T03:31:20Z">
+    <w:p>
+      <w:pPr>
+        <w:pStyle w:val="CommentText"/>
+      </w:pPr>
+      <w:r>
+        <w:rPr>
+          <w:rStyle w:val="CommentReference"/>
+        </w:rPr>
+        <w:annotationRef/>
+      </w:r>
+      <w:r>
+        <w:t>(12/12 — FULL MARKS)  Q1 is perfect.  INTEGER / REAL / STRING / BOOLEAN are valid A-Level pseudocode type names and are accepted.  All four judgements in (b) carry reasons, and (c) has both the correct output (including the leading space on line 2) and a correct explanation.</w:t>
+      </w:r>
+    </w:p>
+  </w:comment>
+  <w:comment w:id="2" w:author="Gong Qiushi" w:initials="GQ" w:date="2026-09-19T03:31:20Z">
+    <w:p>
+      <w:pPr>
+        <w:pStyle w:val="CommentText"/>
+      </w:pPr>
+      <w:r>
+        <w:rPr>
+          <w:rStyle w:val="CommentReference"/>
+        </w:rPr>
+        <w:annotationRef/>
+      </w:r>
+      <w:r>
+        <w:t>(-5 marks)  Q2 = 9/14.  (a) 14 ✓  (b) ✓  (c) 8 ✓  (h) "HELLO JAVA" ✓</w:t>
+      </w:r>
+    </w:p>
+    <w:p>
+      <w:pPr>
+        <w:pStyle w:val="CommentText"/>
+      </w:pPr>
+      <w:r>
+        <w:t>(d) "Java " → "Java  " — the string ends with TWO spaces, and they are part of the output (−1)</w:t>
+      </w:r>
+    </w:p>
+    <w:p>
+      <w:pPr>
+        <w:pStyle w:val="CommentText"/>
+      </w:pPr>
+      <w:r>
+        <w:t>(e) one space at each end instead of two: "  hello java  " (−1)</w:t>
+      </w:r>
+    </w:p>
+    <w:p>
+      <w:pPr>
+        <w:pStyle w:val="CommentText"/>
+      </w:pPr>
+      <w:r>
+        <w:t>(f) "h" → H — upper case. Indices 0 and 1 are the two spaces, so index 2 is the capital H (−2)</w:t>
+      </w:r>
+    </w:p>
+    <w:p>
+      <w:pPr>
+        <w:pStyle w:val="CommentText"/>
+      </w:pPr>
+      <w:r>
+        <w:t>(g) replace() keeps the surrounding spaces: "  Hello Python  " (−1)</w:t>
+      </w:r>
+    </w:p>
+  </w:comment>
+  <w:comment w:id="3" w:author="Gong Qiushi" w:initials="GQ" w:date="2026-09-19T03:31:20Z">
+    <w:p>
+      <w:pPr>
+        <w:pStyle w:val="CommentText"/>
+      </w:pPr>
+      <w:r>
+        <w:rPr>
+          <w:rStyle w:val="CommentReference"/>
+        </w:rPr>
+        <w:annotationRef/>
+      </w:r>
+      <w:r>
+        <w:t>(-1 mark)  Q3(a) = 7/8.  Every value in the table is correct; the final output line `main: 15 5` is missing.</w:t>
+      </w:r>
+    </w:p>
+  </w:comment>
+  <w:comment w:id="4" w:author="Gong Qiushi" w:initials="GQ" w:date="2026-09-19T03:31:20Z">
+    <w:p>
+      <w:pPr>
+        <w:pStyle w:val="CommentText"/>
+      </w:pPr>
+      <w:r>
+        <w:rPr>
+          <w:rStyle w:val="CommentReference"/>
+        </w:rPr>
+        <w:annotationRef/>
+      </w:r>
+      <w:r>
+        <w:t>(-2 marks)  Q3 = 13/16.  (a) 7/8.  (c) 4/4 ✓.</w:t>
+      </w:r>
+    </w:p>
+    <w:p>
+      <w:pPr>
+        <w:pStyle w:val="CommentText"/>
+      </w:pPr>
+      <w:r>
+        <w:t>(b) 2/4: you identify the local/global difference. Add the values to complete it — the local step is 16 inside run2(), and the global step is never changed, so it is still 5.</w:t>
+      </w:r>
+    </w:p>
+  </w:comment>
+  <w:comment w:id="5" w:author="Gong Qiushi" w:initials="GQ" w:date="2026-09-19T03:31:20Z">
+    <w:p>
+      <w:pPr>
+        <w:pStyle w:val="CommentText"/>
+      </w:pPr>
+      <w:r>
+        <w:rPr>
+          <w:rStyle w:val="CommentReference"/>
+        </w:rPr>
+        <w:annotationRef/>
+      </w:r>
+      <w:r>
+        <w:t>(-10 marks)  Q4 = 10/20.</w:t>
+      </w:r>
+    </w:p>
+    <w:p>
+      <w:pPr>
+        <w:pStyle w:val="CommentText"/>
+      </w:pPr>
+      <w:r>
+        <w:t>• the `char` data type is MISSING — the question requires all five: int, double, char, String, boolean  (−2)</w:t>
+      </w:r>
+    </w:p>
+    <w:p>
+      <w:pPr>
+        <w:pStyle w:val="CommentText"/>
+      </w:pPr>
+      <w:r>
+        <w:t>• names are good camelCase ✓</w:t>
+      </w:r>
+    </w:p>
+    <w:p>
+      <w:pPr>
+        <w:pStyle w:val="CommentText"/>
+      </w:pPr>
+      <w:r>
+        <w:t>• `String studentID= 100ac;` and `String stockCode= 87c60;` need quotes ("100ac", "87c60"), and `boolean availability=True;` must be lower-case `true` — as written it will not compile  (−2)</w:t>
+      </w:r>
+    </w:p>
+    <w:p>
+      <w:pPr>
+        <w:pStyle w:val="CommentText"/>
+      </w:pPr>
+      <w:r>
+        <w:t>• no output is produced at all, so there is no print()/println() mixture (required), no `+` concatenation (required) and no expected output  (−6)</w:t>
+      </w:r>
+    </w:p>
+  </w:comment>
+  <w:comment w:id="6" w:author="Gong Qiushi" w:initials="GQ" w:date="2026-09-19T03:31:20Z">
+    <w:p>
+      <w:pPr>
+        <w:pStyle w:val="CommentText"/>
+      </w:pPr>
+      <w:r>
+        <w:rPr>
+          <w:rStyle w:val="CommentReference"/>
+        </w:rPr>
+        <w:annotationRef/>
+      </w:r>
+      <w:r>
+        <w:t>(-3 marks)  Q5 = 21/24.  (a) 5/5, (b) 5/5, (c) 4/4, (d) 3/3, (e) 3/3 — the logic is fully correct.</w:t>
+      </w:r>
+    </w:p>
+    <w:p>
+      <w:pPr>
+        <w:pStyle w:val="CommentText"/>
+      </w:pPr>
+      <w:r>
+        <w:t>Two semicolons are missing: after `customer.indexOf(",", comma1 + 1)` and after `System.out.println(email)`. As written the program will not compile. No expected output is shown either.</w:t>
+      </w:r>
+    </w:p>
+  </w:comment>
+  <w:comment w:id="7" w:author="Gong Qiushi" w:initials="GQ" w:date="2026-09-19T03:31:20Z">
+    <w:p>
+      <w:pPr>
+        <w:pStyle w:val="CommentText"/>
+      </w:pPr>
+      <w:r>
+        <w:rPr>
+          <w:rStyle w:val="CommentReference"/>
+        </w:rPr>
+        <w:annotationRef/>
+      </w:r>
+      <w:r>
+        <w:t>(-2 marks)  Q6 = 12/14.  (b) 6/6 ✓ and (c) 2/2 ✓.</w:t>
+      </w:r>
+    </w:p>
+    <w:p>
+      <w:pPr>
+        <w:pStyle w:val="CommentText"/>
+      </w:pPr>
+      <w:r>
+        <w:t>(a) 4/6: good — you identify the new local variable and the self-reference ("illegal to add itself"). State the consequence precisely to gain the last marks: the local variable is used before it is initialised, so the compiler reports "variable total might not have been initialized".</w:t>
+      </w:r>
+    </w:p>
+  </w:comment>
+</w:comments>
 </file>
 
 <file path=word/numbering.xml><?xml version="1.0" encoding="utf-8"?>
